--- a/documentation/QA_Plan.docx
+++ b/documentation/QA_Plan.docx
@@ -7,8 +7,13 @@
         <w:pStyle w:val="Heading1"/>
       </w:pPr>
       <w:r>
-        <w:t>Quality Assurance Plan – LibMan</w:t>
+        <w:t xml:space="preserve">Quality Assurance Plan – </w:t>
       </w:r>
+      <w:proofErr w:type="spellStart"/>
+      <w:r>
+        <w:t>LibMan</w:t>
+      </w:r>
+      <w:proofErr w:type="spellEnd"/>
     </w:p>
     <w:p>
       <w:pPr>
@@ -20,7 +25,15 @@
     </w:p>
     <w:p>
       <w:r>
-        <w:t>The goal of the Quality Assurance (QA) Plan is to ensure that LibMan meets its functional and non-functional requirements as specified in the SRS. QA activities will focus on finding defects early, validating that the system behaves correctly under realistic scenarios, and verifying that key quality attributes (performance, usability, maintainability, and security) are satisfied.</w:t>
+        <w:t xml:space="preserve">The goal of the Quality Assurance (QA) Plan is to ensure that </w:t>
+      </w:r>
+      <w:proofErr w:type="spellStart"/>
+      <w:r>
+        <w:t>LibMan</w:t>
+      </w:r>
+      <w:proofErr w:type="spellEnd"/>
+      <w:r>
+        <w:t xml:space="preserve"> meets its functional and non-functional requirements as specified in the SRS. QA activities will focus on finding defects early, validating that the system behaves correctly under realistic scenarios, and verifying that key quality attributes (performance, usability, maintainability, and security) are satisfied.</w:t>
       </w:r>
     </w:p>
     <w:p>
@@ -91,7 +104,15 @@
       </w:r>
       <w:r>
         <w:br/>
-        <w:t>- Kaan Behzetoğlu acts as QA lead, coordinating test activities, preparing test cases, and executing manual UI tests.</w:t>
+        <w:t xml:space="preserve">- Kaan </w:t>
+      </w:r>
+      <w:proofErr w:type="spellStart"/>
+      <w:r>
+        <w:t>Behzetoğlu</w:t>
+      </w:r>
+      <w:proofErr w:type="spellEnd"/>
+      <w:r>
+        <w:t xml:space="preserve"> acts as QA lead, coordinating test activities, preparing test cases, and executing manual UI tests.</w:t>
       </w:r>
       <w:r>
         <w:br/>
@@ -108,7 +129,15 @@
     </w:p>
     <w:p>
       <w:r>
-        <w:t>The following quality factors and associated metrics will be used to evaluate LibMan:</w:t>
+        <w:t xml:space="preserve">The following quality factors and associated metrics will be used to evaluate </w:t>
+      </w:r>
+      <w:proofErr w:type="spellStart"/>
+      <w:r>
+        <w:t>LibMan</w:t>
+      </w:r>
+      <w:proofErr w:type="spellEnd"/>
+      <w:r>
+        <w:t>:</w:t>
       </w:r>
       <w:r>
         <w:br/>
@@ -124,7 +153,13 @@
       </w:r>
       <w:r>
         <w:br/>
-        <w:t>- Target: ≤ 2 seconds for a catalog of 1000 books.</w:t>
+        <w:t xml:space="preserve">- Target: ≤ 2 seconds for a catalog of </w:t>
+      </w:r>
+      <w:r>
+        <w:t>200</w:t>
+      </w:r>
+      <w:r>
+        <w:t xml:space="preserve"> books.</w:t>
       </w:r>
       <w:r>
         <w:br/>
@@ -292,7 +327,13 @@
     </w:p>
     <w:p>
       <w:r>
-        <w:t>Preconditions: Database contains at least 1000 books.</w:t>
+        <w:t xml:space="preserve">Preconditions: Database contains at least </w:t>
+      </w:r>
+      <w:r>
+        <w:t>200</w:t>
+      </w:r>
+      <w:r>
+        <w:t xml:space="preserve"> books.</w:t>
       </w:r>
     </w:p>
     <w:p>
@@ -342,7 +383,15 @@
     </w:p>
     <w:p>
       <w:r>
-        <w:t>Preconditions: User is logged in; selected book has available_quantity &gt; 0.</w:t>
+        <w:t xml:space="preserve">Preconditions: User is logged in; selected book has </w:t>
+      </w:r>
+      <w:proofErr w:type="spellStart"/>
+      <w:r>
+        <w:t>available_quantity</w:t>
+      </w:r>
+      <w:proofErr w:type="spellEnd"/>
+      <w:r>
+        <w:t xml:space="preserve"> &gt; 0.</w:t>
       </w:r>
     </w:p>
     <w:p>
@@ -372,7 +421,23 @@
     </w:p>
     <w:p>
       <w:r>
-        <w:t xml:space="preserve">Expected Result: BorrowRecord is created, book’s available_quantity decreases by 1, and the book appears in the user’s active </w:t>
+        <w:t xml:space="preserve">Expected Result: </w:t>
+      </w:r>
+      <w:proofErr w:type="spellStart"/>
+      <w:r>
+        <w:t>BorrowRecord</w:t>
+      </w:r>
+      <w:proofErr w:type="spellEnd"/>
+      <w:r>
+        <w:t xml:space="preserve"> is created, book’s </w:t>
+      </w:r>
+      <w:proofErr w:type="spellStart"/>
+      <w:r>
+        <w:t>available_quantity</w:t>
+      </w:r>
+      <w:proofErr w:type="spellEnd"/>
+      <w:r>
+        <w:t xml:space="preserve"> decreases by 1, and the book appears in the user’s active </w:t>
       </w:r>
       <w:proofErr w:type="gramStart"/>
       <w:r>
@@ -396,7 +461,15 @@
     </w:p>
     <w:p>
       <w:r>
-        <w:t>Preconditions: User is logged in; selected book has available_quantity = 0.</w:t>
+        <w:t xml:space="preserve">Preconditions: User is logged in; selected book has </w:t>
+      </w:r>
+      <w:proofErr w:type="spellStart"/>
+      <w:r>
+        <w:t>available_quantity</w:t>
+      </w:r>
+      <w:proofErr w:type="spellEnd"/>
+      <w:r>
+        <w:t xml:space="preserve"> = 0.</w:t>
       </w:r>
     </w:p>
     <w:p>
@@ -453,7 +526,31 @@
     <w:p>
       <w:r>
         <w:lastRenderedPageBreak/>
-        <w:t>Expected Result: BorrowRecord is updated with a return_date, book’s available_quantity increases by 1, and the book disappears from the active borrows list.</w:t>
+        <w:t xml:space="preserve">Expected Result: </w:t>
+      </w:r>
+      <w:proofErr w:type="spellStart"/>
+      <w:r>
+        <w:t>BorrowRecord</w:t>
+      </w:r>
+      <w:proofErr w:type="spellEnd"/>
+      <w:r>
+        <w:t xml:space="preserve"> is updated with a </w:t>
+      </w:r>
+      <w:proofErr w:type="spellStart"/>
+      <w:r>
+        <w:t>return_date</w:t>
+      </w:r>
+      <w:proofErr w:type="spellEnd"/>
+      <w:r>
+        <w:t xml:space="preserve">, book’s </w:t>
+      </w:r>
+      <w:proofErr w:type="spellStart"/>
+      <w:r>
+        <w:t>available_quantity</w:t>
+      </w:r>
+      <w:proofErr w:type="spellEnd"/>
+      <w:r>
+        <w:t xml:space="preserve"> increases by 1, and the book disappears from the active borrows list.</w:t>
       </w:r>
       <w:r>
         <w:br/>
@@ -572,8 +669,13 @@
       <w:r>
         <w:t xml:space="preserve">6. </w:t>
       </w:r>
+      <w:proofErr w:type="spellStart"/>
       <w:r>
-        <w:t>Contrabituon Matrix</w:t>
+        <w:t>Contrabituon</w:t>
+      </w:r>
+      <w:proofErr w:type="spellEnd"/>
+      <w:r>
+        <w:t xml:space="preserve"> Matrix</w:t>
       </w:r>
     </w:p>
     <w:p/>
@@ -619,14 +721,34 @@
                 <w:lang w:val="tr-TR"/>
               </w:rPr>
             </w:pPr>
+            <w:proofErr w:type="spellStart"/>
             <w:r>
               <w:rPr>
                 <w:b/>
                 <w:bCs/>
                 <w:lang w:val="tr-TR"/>
               </w:rPr>
-              <w:t>Task Matrix</w:t>
+              <w:t>Task</w:t>
             </w:r>
+            <w:proofErr w:type="spellEnd"/>
+            <w:r>
+              <w:rPr>
+                <w:b/>
+                <w:bCs/>
+                <w:lang w:val="tr-TR"/>
+              </w:rPr>
+              <w:t xml:space="preserve"> </w:t>
+            </w:r>
+            <w:proofErr w:type="spellStart"/>
+            <w:r>
+              <w:rPr>
+                <w:b/>
+                <w:bCs/>
+                <w:lang w:val="tr-TR"/>
+              </w:rPr>
+              <w:t>Matrix</w:t>
+            </w:r>
+            <w:proofErr w:type="spellEnd"/>
           </w:p>
         </w:tc>
         <w:tc>
@@ -770,8 +892,18 @@
                 <w:bCs/>
                 <w:lang w:val="tr-TR"/>
               </w:rPr>
-              <w:t>1. QA Strategy</w:t>
+              <w:t xml:space="preserve">1. QA </w:t>
             </w:r>
+            <w:proofErr w:type="spellStart"/>
+            <w:r>
+              <w:rPr>
+                <w:b/>
+                <w:bCs/>
+                <w:lang w:val="tr-TR"/>
+              </w:rPr>
+              <w:t>Strategy</w:t>
+            </w:r>
+            <w:proofErr w:type="spellEnd"/>
           </w:p>
         </w:tc>
         <w:tc>
@@ -911,8 +1043,44 @@
               <w:rPr>
                 <w:lang w:val="tr-TR"/>
               </w:rPr>
-              <w:t>1.1 Testing Levels &amp; Approach</w:t>
+              <w:t xml:space="preserve">1.1 </w:t>
             </w:r>
+            <w:proofErr w:type="spellStart"/>
+            <w:r>
+              <w:rPr>
+                <w:lang w:val="tr-TR"/>
+              </w:rPr>
+              <w:t>Testing</w:t>
+            </w:r>
+            <w:proofErr w:type="spellEnd"/>
+            <w:r>
+              <w:rPr>
+                <w:lang w:val="tr-TR"/>
+              </w:rPr>
+              <w:t xml:space="preserve"> </w:t>
+            </w:r>
+            <w:proofErr w:type="spellStart"/>
+            <w:r>
+              <w:rPr>
+                <w:lang w:val="tr-TR"/>
+              </w:rPr>
+              <w:t>Levels</w:t>
+            </w:r>
+            <w:proofErr w:type="spellEnd"/>
+            <w:r>
+              <w:rPr>
+                <w:lang w:val="tr-TR"/>
+              </w:rPr>
+              <w:t xml:space="preserve"> &amp; </w:t>
+            </w:r>
+            <w:proofErr w:type="spellStart"/>
+            <w:r>
+              <w:rPr>
+                <w:lang w:val="tr-TR"/>
+              </w:rPr>
+              <w:t>Approach</w:t>
+            </w:r>
+            <w:proofErr w:type="spellEnd"/>
           </w:p>
         </w:tc>
         <w:tc>
@@ -1038,8 +1206,16 @@
               <w:rPr>
                 <w:lang w:val="tr-TR"/>
               </w:rPr>
-              <w:t>1.2 Test Types</w:t>
+              <w:t xml:space="preserve">1.2 Test </w:t>
             </w:r>
+            <w:proofErr w:type="spellStart"/>
+            <w:r>
+              <w:rPr>
+                <w:lang w:val="tr-TR"/>
+              </w:rPr>
+              <w:t>Types</w:t>
+            </w:r>
+            <w:proofErr w:type="spellEnd"/>
           </w:p>
         </w:tc>
         <w:tc>
@@ -1165,8 +1341,16 @@
               <w:rPr>
                 <w:lang w:val="tr-TR"/>
               </w:rPr>
-              <w:t>1.3 Responsibilities</w:t>
+              <w:t xml:space="preserve">1.3 </w:t>
             </w:r>
+            <w:proofErr w:type="spellStart"/>
+            <w:r>
+              <w:rPr>
+                <w:lang w:val="tr-TR"/>
+              </w:rPr>
+              <w:t>Responsibilities</w:t>
+            </w:r>
+            <w:proofErr w:type="spellEnd"/>
           </w:p>
         </w:tc>
         <w:tc>
@@ -1294,8 +1478,54 @@
                 <w:bCs/>
                 <w:lang w:val="tr-TR"/>
               </w:rPr>
-              <w:t>2. Quality Factors &amp; Metrics</w:t>
+              <w:t xml:space="preserve">2. </w:t>
             </w:r>
+            <w:proofErr w:type="spellStart"/>
+            <w:r>
+              <w:rPr>
+                <w:b/>
+                <w:bCs/>
+                <w:lang w:val="tr-TR"/>
+              </w:rPr>
+              <w:t>Quality</w:t>
+            </w:r>
+            <w:proofErr w:type="spellEnd"/>
+            <w:r>
+              <w:rPr>
+                <w:b/>
+                <w:bCs/>
+                <w:lang w:val="tr-TR"/>
+              </w:rPr>
+              <w:t xml:space="preserve"> </w:t>
+            </w:r>
+            <w:proofErr w:type="spellStart"/>
+            <w:r>
+              <w:rPr>
+                <w:b/>
+                <w:bCs/>
+                <w:lang w:val="tr-TR"/>
+              </w:rPr>
+              <w:t>Factors</w:t>
+            </w:r>
+            <w:proofErr w:type="spellEnd"/>
+            <w:r>
+              <w:rPr>
+                <w:b/>
+                <w:bCs/>
+                <w:lang w:val="tr-TR"/>
+              </w:rPr>
+              <w:t xml:space="preserve"> &amp; </w:t>
+            </w:r>
+            <w:proofErr w:type="spellStart"/>
+            <w:r>
+              <w:rPr>
+                <w:b/>
+                <w:bCs/>
+                <w:lang w:val="tr-TR"/>
+              </w:rPr>
+              <w:t>Metrics</w:t>
+            </w:r>
+            <w:proofErr w:type="spellEnd"/>
           </w:p>
         </w:tc>
         <w:tc>
@@ -1677,7 +1907,21 @@
               <w:rPr>
                 <w:lang w:val="tr-TR"/>
               </w:rPr>
-              <w:t>3.2 Test Cases (TC1 - TC8)</w:t>
+              <w:t xml:space="preserve">3.2 Test </w:t>
+            </w:r>
+            <w:proofErr w:type="spellStart"/>
+            <w:r>
+              <w:rPr>
+                <w:lang w:val="tr-TR"/>
+              </w:rPr>
+              <w:t>Cases</w:t>
+            </w:r>
+            <w:proofErr w:type="spellEnd"/>
+            <w:r>
+              <w:rPr>
+                <w:lang w:val="tr-TR"/>
+              </w:rPr>
+              <w:t xml:space="preserve"> (TC1 - TC8)</w:t>
             </w:r>
           </w:p>
         </w:tc>
@@ -1822,7 +2066,43 @@
                 <w:bCs/>
                 <w:lang w:val="tr-TR"/>
               </w:rPr>
-              <w:t>4. Defect &amp; Issue Management</w:t>
+              <w:t xml:space="preserve">4. </w:t>
+            </w:r>
+            <w:proofErr w:type="spellStart"/>
+            <w:r>
+              <w:rPr>
+                <w:b/>
+                <w:bCs/>
+                <w:lang w:val="tr-TR"/>
+              </w:rPr>
+              <w:t>Defect</w:t>
+            </w:r>
+            <w:proofErr w:type="spellEnd"/>
+            <w:r>
+              <w:rPr>
+                <w:b/>
+                <w:bCs/>
+                <w:lang w:val="tr-TR"/>
+              </w:rPr>
+              <w:t xml:space="preserve"> &amp; </w:t>
+            </w:r>
+            <w:proofErr w:type="spellStart"/>
+            <w:r>
+              <w:rPr>
+                <w:b/>
+                <w:bCs/>
+                <w:lang w:val="tr-TR"/>
+              </w:rPr>
+              <w:t>Issue</w:t>
+            </w:r>
+            <w:proofErr w:type="spellEnd"/>
+            <w:r>
+              <w:rPr>
+                <w:b/>
+                <w:bCs/>
+                <w:lang w:val="tr-TR"/>
+              </w:rPr>
+              <w:t xml:space="preserve"> Management</w:t>
             </w:r>
           </w:p>
         </w:tc>
@@ -1945,8 +2225,18 @@
                 <w:bCs/>
                 <w:lang w:val="tr-TR"/>
               </w:rPr>
-              <w:t>5. QA Schedule &amp; Deliverables</w:t>
+              <w:t xml:space="preserve">5. QA Schedule &amp; </w:t>
             </w:r>
+            <w:proofErr w:type="spellStart"/>
+            <w:r>
+              <w:rPr>
+                <w:b/>
+                <w:bCs/>
+                <w:lang w:val="tr-TR"/>
+              </w:rPr>
+              <w:t>Deliverables</w:t>
+            </w:r>
+            <w:proofErr w:type="spellEnd"/>
           </w:p>
         </w:tc>
         <w:tc>
@@ -2074,8 +2364,36 @@
                 <w:bCs/>
                 <w:lang w:val="tr-TR"/>
               </w:rPr>
-              <w:t>Final Review &amp; Formatting</w:t>
+              <w:t xml:space="preserve">Final </w:t>
             </w:r>
+            <w:proofErr w:type="spellStart"/>
+            <w:r>
+              <w:rPr>
+                <w:b/>
+                <w:bCs/>
+                <w:lang w:val="tr-TR"/>
+              </w:rPr>
+              <w:t>Review</w:t>
+            </w:r>
+            <w:proofErr w:type="spellEnd"/>
+            <w:r>
+              <w:rPr>
+                <w:b/>
+                <w:bCs/>
+                <w:lang w:val="tr-TR"/>
+              </w:rPr>
+              <w:t xml:space="preserve"> &amp; </w:t>
+            </w:r>
+            <w:proofErr w:type="spellStart"/>
+            <w:r>
+              <w:rPr>
+                <w:b/>
+                <w:bCs/>
+                <w:lang w:val="tr-TR"/>
+              </w:rPr>
+              <w:t>Formatting</w:t>
+            </w:r>
+            <w:proofErr w:type="spellEnd"/>
           </w:p>
         </w:tc>
         <w:tc>
